--- a/instrumentos/word/DAIR_Kit_Preparacao_Comunicacoes_ANPD_Titulares_v0.3.docx
+++ b/instrumentos/word/DAIR_Kit_Preparacao_Comunicacoes_ANPD_Titulares_v0.3.docx
@@ -29,7 +29,7 @@
           <w:sz w:val="24"/>
           <w:szCs w:val="24"/>
         </w:rPr>
-        <w:t xml:space="preserve">Preparação, aprovação interna e controle de execução das comunicações de incidente de segurança — LGPD / RCIS</w:t>
+        <w:t xml:space="preserve">Preparação, aprovação interna e controle de execução das comunicações de incidente de segurança: LGPD / RCIS</w:t>
       </w:r>
     </w:p>
     <w:p>
@@ -42,10 +42,10 @@
           <w:i/>
           <w:iCs/>
           <w:color w:val="595959"/>
-          <w:sz w:val="22"/>
-          <w:szCs w:val="22"/>
+          <w:sz w:val="24"/>
+          <w:szCs w:val="24"/>
         </w:rPr>
-        <w:t xml:space="preserve">Modelo reutilizável — Versão 0.3</w:t>
+        <w:t xml:space="preserve">Modelo reutilizável: Versão 0.3</w:t>
       </w:r>
     </w:p>
     <w:tbl>
@@ -84,7 +84,7 @@
                 <w:sz w:val="20"/>
                 <w:szCs w:val="20"/>
               </w:rPr>
-              <w:t xml:space="preserve">ESTE DOCUMENTO NÃO É O FORMULÁRIO OFICIAL DA ANPD NEM UM MEIO DE PROTOCOLO. A comunicação à ANPD só se aperfeiçoa pelo peticionamento eletrônico no SEI!ANPD (Peticionamento &gt; Processo Novo &gt; 'ANPD – Comunicados de Incidentes à Agência Nacional de Proteção de Dados'), que já disponibiliza formulário próprio de Documento Principal, nas modalidades preliminar e completa. Este kit organiza as informações e as aprovações internas ANTES desse preenchimento; ele não substitui o formulário oficial, não gera número de protocolo e não comprova, por si só, que qualquer comunicação foi realizada. A comunicação aos titulares (art. 48 da LGPD) é obrigação própria do controlador, cumprida por canais próprios (carta, e-mail, SMS, aplicativo, divulgação pública justificada) — a juntada de documentos no processo SEI da ANPD não a realiza nem a supre.</w:t>
+              <w:t xml:space="preserve">ESTE DOCUMENTO NÃO É O FORMULÁRIO OFICIAL DA ANPD NEM UM MEIO DE PROTOCOLO. A comunicação à ANPD só se aperfeiçoa pelo peticionamento eletrônico no SEI!ANPD (Peticionamento &gt; Processo Novo &gt; 'ANPD: Comunicados de Incidentes à Agência Nacional de Proteção de Dados'), que já disponibiliza formulário próprio de Documento Principal, nas modalidades preliminar e completa. Este kit organiza as informações e as aprovações internas ANTES desse preenchimento; ele não substitui o formulário oficial, não gera número de protocolo e não comprova, por si só, que qualquer comunicação foi realizada. A comunicação aos titulares (art. 48 da LGPD) é obrigação própria do controlador, cumprida por canais próprios (carta, e-mail, SMS, aplicativo, divulgação pública justificada): a juntada de documentos no processo SEI da ANPD não a realiza nem a supre.</w:t>
             </w:r>
           </w:p>
         </w:tc>
@@ -98,8 +98,8 @@
         <w:rPr>
           <w:b/>
           <w:bCs/>
-          <w:sz w:val="22"/>
-          <w:szCs w:val="22"/>
+          <w:sz w:val="24"/>
+          <w:szCs w:val="24"/>
         </w:rPr>
         <w:t xml:space="preserve">Como usar este kit</w:t>
       </w:r>
@@ -113,7 +113,7 @@
           <w:sz w:val="20"/>
           <w:szCs w:val="20"/>
         </w:rPr>
-        <w:t xml:space="preserve">A Parte A organiza, antes do preenchimento do formulário oficial no SEI, as informações e aprovações necessárias para a comunicação à ANPD. A Parte B prepara, em paralelo, o texto e a logística da comunicação aos titulares, em linguagem simples. A Parte C controla a execução efetiva de cada comunicação separadamente — a inicial à ANPD, cada complementação (sem limite predefinido), a comunicação aos titulares, a declaração correspondente e outras providências do processo —, distinguindo rascunho, aprovação, envio e comprovação como estados diferentes. Preencha apenas o que há evidência de ter ocorrido; para o que ainda não ocorreu, mantenha o campo como 'Não iniciado' ou 'Pendente'.</w:t>
+        <w:t xml:space="preserve">A Parte A organiza, antes do preenchimento do formulário oficial no SEI, as informações e aprovações necessárias para a comunicação à ANPD. A Parte B prepara, em paralelo, o texto e a logística da comunicação aos titulares, em linguagem simples. A Parte C controla a execução efetiva de cada comunicação separadamente: a inicial à ANPD, cada complementação (sem limite predefinido), a comunicação aos titulares, a declaração correspondente e outras providências do processo, distinguindo rascunho, aprovação, envio e comprovação como estados diferentes. Preencha apenas o que há evidência de ter ocorrido; para o que ainda não ocorreu, mantenha o campo como 'Não iniciado' ou 'Pendente'.</w:t>
       </w:r>
     </w:p>
     <w:p>
@@ -142,7 +142,7 @@
           <w:sz w:val="20"/>
           <w:szCs w:val="20"/>
         </w:rPr>
-        <w:t xml:space="preserve">Instrução de preenchimento: reunir aqui as informações exigidas pelo art. 6º, §2º, do RCIS e organizar a documentação de suporte ANTES de abrir o peticionamento no SEI!ANPD. Este quadro é um rascunho de trabalho interno, não o texto final a ser protocolado, e não reproduz nem substitui a interface do SEI — que pode ser alterada pela ANPD a qualquer momento; consulte sempre o procedimento vigente em gov.br/anpd antes de protocolar. A coluna 'Natureza' distingue conteúdo OBRIGATÓRIO (exigido pelo RCIS), BOA PRÁTICA (recomendado, não obrigatório) e PENDÊNCIA (ainda não apurado, com justificativa).</w:t>
+        <w:t xml:space="preserve">Instrução de preenchimento: reunir aqui as informações exigidas pelo art. 6º, §2º, do RCIS e organizar a documentação de suporte ANTES de abrir o peticionamento no SEI!ANPD. Este quadro é um rascunho de trabalho interno, não o texto final a ser protocolado, e não reproduz nem substitui a interface do SEI: que pode ser alterada pela ANPD a qualquer momento; consulte sempre o procedimento vigente em gov.br/anpd antes de protocolar. A coluna 'Natureza' distingue conteúdo OBRIGATÓRIO (exigido pelo RCIS), BOA PRÁTICA (recomendado, não obrigatório) e PENDÊNCIA (ainda não apurado, com justificativa).</w:t>
       </w:r>
     </w:p>
     <w:p>
@@ -1111,7 +1111,7 @@
                 <w:sz w:val="20"/>
                 <w:szCs w:val="20"/>
               </w:rPr>
-              <w:t xml:space="preserve">Obrigatório (art. 6º, §§5º–7º)</w:t>
+              <w:t xml:space="preserve">Obrigatório (art. 6º, §§5º a 7º)</w:t>
             </w:r>
           </w:p>
         </w:tc>
@@ -1233,7 +1233,7 @@
           <w:sz w:val="20"/>
           <w:szCs w:val="20"/>
         </w:rPr>
-        <w:t xml:space="preserve">A comunicação é feita exclusivamente pelo encarregado ou por representante legalmente constituído, por peticionamento eletrônico (SEI!ANPD). O 'Documento Principal' do processo já contém formulário oficial próprio, nas modalidades PRELIMINAR e COMPLETA — a ANPD esclarece que a comunicação preliminar, isoladamente, é insuficiente para o cumprimento da obrigação do art. 48 da LGPD. Complementações de informação seguem o mesmo processo, pelo peticionamento 'Intercorrente', e podem ocorrer de forma fundamentada no prazo de 20 dias úteis contados da comunicação efetivamente realizada — sem limite numérico fixado pela ANPD. Confirme o passo a passo vigente em gov.br/anpd/.../comunicado-de-incidente-de-seguranca-cis antes de protocolar.</w:t>
+        <w:t xml:space="preserve">A comunicação é feita exclusivamente pelo encarregado ou por representante legalmente constituído, por peticionamento eletrônico (SEI!ANPD). O 'Documento Principal' do processo já contém formulário oficial próprio, nas modalidades PRELIMINAR e COMPLETA: a ANPD esclarece que a comunicação preliminar, isoladamente, é insuficiente para o cumprimento da obrigação do art. 48 da LGPD. Complementações de informação seguem o mesmo processo, pelo peticionamento 'Intercorrente', e podem ocorrer de forma fundamentada no prazo de 20 dias úteis contados da comunicação efetivamente realizada: sem limite numérico fixado pela ANPD. Confirme o passo a passo vigente em gov.br/anpd/.../comunicado-de-incidente-de-seguranca-cis antes de protocolar.</w:t>
       </w:r>
     </w:p>
     <w:p>
@@ -1244,8 +1244,8 @@
         <w:rPr>
           <w:b/>
           <w:bCs/>
-          <w:sz w:val="22"/>
-          <w:szCs w:val="22"/>
+          <w:sz w:val="24"/>
+          <w:szCs w:val="24"/>
         </w:rPr>
         <w:t xml:space="preserve">Modalidade de formulário utilizada (Preliminar / Completa): </w:t>
       </w:r>
@@ -1268,8 +1268,8 @@
         <w:rPr>
           <w:b/>
           <w:bCs/>
-          <w:sz w:val="22"/>
-          <w:szCs w:val="22"/>
+          <w:sz w:val="24"/>
+          <w:szCs w:val="24"/>
         </w:rPr>
         <w:t xml:space="preserve">Número do processo SEI (quando aberto): </w:t>
       </w:r>
@@ -1301,8 +1301,8 @@
         <w:rPr>
           <w:b/>
           <w:bCs/>
-          <w:sz w:val="22"/>
-          <w:szCs w:val="22"/>
+          <w:sz w:val="24"/>
+          <w:szCs w:val="24"/>
         </w:rPr>
         <w:t xml:space="preserve">Declaração de agente de tratamento de pequeno porte (Resolução CD/ANPD nº 2/2022): </w:t>
       </w:r>
@@ -1314,7 +1314,7 @@
           <w:sz w:val="20"/>
           <w:szCs w:val="20"/>
         </w:rPr>
-        <w:t xml:space="preserve">Preencher apenas se formalmente enquadrado — não presumir pelo nome/porte aparente da organização; se não avaliado, registrar 'Não avaliado'</w:t>
+        <w:t xml:space="preserve">Preencher apenas se formalmente enquadrado: não presumir pelo nome/porte aparente da organização; se não avaliado, registrar 'Não avaliado'</w:t>
       </w:r>
     </w:p>
     <w:p>
@@ -1325,8 +1325,8 @@
         <w:rPr>
           <w:b/>
           <w:bCs/>
-          <w:sz w:val="22"/>
-          <w:szCs w:val="22"/>
+          <w:sz w:val="24"/>
+          <w:szCs w:val="24"/>
         </w:rPr>
         <w:t xml:space="preserve">Documentação de vínculo ou instrumento de representação a ser anexado: </w:t>
       </w:r>
@@ -1338,7 +1338,7 @@
           <w:sz w:val="20"/>
           <w:szCs w:val="20"/>
         </w:rPr>
-        <w:t xml:space="preserve">Ex.: ato de designação do encarregado, procuração, atos constitutivos — exigido pelo art. 6º, §§5º a 7º; o processo só pode ser acessado integralmente pelo representante legalmente constituído, mediante essa comprovação</w:t>
+        <w:t xml:space="preserve">Ex.: ato de designação do encarregado, procuração, atos constitutivos: exigido pelo art. 6º, §§5º a 7º; o processo só pode ser acessado integralmente pelo representante legalmente constituído, mediante essa comprovação</w:t>
       </w:r>
     </w:p>
     <w:p>
@@ -1349,8 +1349,8 @@
         <w:rPr>
           <w:b/>
           <w:bCs/>
-          <w:sz w:val="22"/>
-          <w:szCs w:val="22"/>
+          <w:sz w:val="24"/>
+          <w:szCs w:val="24"/>
         </w:rPr>
         <w:t xml:space="preserve">Pedido fundamentado de sigilo de informações (segredo comercial/industrial, art. 7º do RCIS): </w:t>
       </w:r>
@@ -1362,7 +1362,7 @@
           <w:sz w:val="20"/>
           <w:szCs w:val="20"/>
         </w:rPr>
-        <w:t xml:space="preserve">Preencher apenas se aplicável, com fundamentação específica por informação; cabe ao agente regulado solicitar o sigilo — a ANPD não o concede de ofício</w:t>
+        <w:t xml:space="preserve">Preencher apenas se aplicável, com fundamentação específica por informação; cabe ao agente regulado solicitar o sigilo: a ANPD não o concede de ofício</w:t>
       </w:r>
     </w:p>
     <w:tbl>
@@ -1718,10 +1718,10 @@
         <w:rPr>
           <w:b/>
           <w:bCs/>
-          <w:sz w:val="22"/>
-          <w:szCs w:val="22"/>
+          <w:sz w:val="24"/>
+          <w:szCs w:val="24"/>
         </w:rPr>
-        <w:t xml:space="preserve">Avaliação de risco que fundamenta a comunicação (ID — Instrumento 2): </w:t>
+        <w:t xml:space="preserve">Avaliação de risco que fundamenta a comunicação (ID do Instrumento 2): </w:t>
       </w:r>
       <w:r>
         <w:rPr>
@@ -1742,8 +1742,8 @@
         <w:rPr>
           <w:b/>
           <w:bCs/>
-          <w:sz w:val="22"/>
-          <w:szCs w:val="22"/>
+          <w:sz w:val="24"/>
+          <w:szCs w:val="24"/>
         </w:rPr>
         <w:t xml:space="preserve">Dados do controlador e, quando aplicável, do operador: </w:t>
       </w:r>
@@ -1766,8 +1766,8 @@
         <w:rPr>
           <w:b/>
           <w:bCs/>
-          <w:sz w:val="22"/>
-          <w:szCs w:val="22"/>
+          <w:sz w:val="24"/>
+          <w:szCs w:val="24"/>
         </w:rPr>
         <w:t xml:space="preserve">Responsável pela elaboração do texto: </w:t>
       </w:r>
@@ -1790,8 +1790,8 @@
         <w:rPr>
           <w:b/>
           <w:bCs/>
-          <w:sz w:val="22"/>
-          <w:szCs w:val="22"/>
+          <w:sz w:val="24"/>
+          <w:szCs w:val="24"/>
         </w:rPr>
         <w:t xml:space="preserve">Aprovador (representante legalmente constituído, apto a protocolar): </w:t>
       </w:r>
@@ -1814,8 +1814,8 @@
         <w:rPr>
           <w:b/>
           <w:bCs/>
-          <w:sz w:val="22"/>
-          <w:szCs w:val="22"/>
+          <w:sz w:val="24"/>
+          <w:szCs w:val="24"/>
         </w:rPr>
         <w:t xml:space="preserve">Pendências documentais identificadas, com justificativa: </w:t>
       </w:r>
@@ -1827,7 +1827,7 @@
           <w:sz w:val="20"/>
           <w:szCs w:val="20"/>
         </w:rPr>
-        <w:t xml:space="preserve">Ex.: confirmação de número exato de titulares — nunca deixar pendência sem justificativa registrada</w:t>
+        <w:t xml:space="preserve">Ex.: confirmação de número exato de titulares: nunca deixar pendência sem justificativa registrada</w:t>
       </w:r>
     </w:p>
     <w:p>
@@ -1838,10 +1838,10 @@
         <w:rPr>
           <w:b/>
           <w:bCs/>
-          <w:sz w:val="22"/>
-          <w:szCs w:val="22"/>
+          <w:sz w:val="24"/>
+          <w:szCs w:val="24"/>
         </w:rPr>
-        <w:t xml:space="preserve">Controle do prazo de complementação (20 dias úteis — art. 6º, §3º): </w:t>
+        <w:t xml:space="preserve">Controle do prazo de complementação (20 dias úteis: art. 6º, §3º): </w:t>
       </w:r>
       <w:r>
         <w:rPr>
@@ -1851,7 +1851,7 @@
           <w:sz w:val="20"/>
           <w:szCs w:val="20"/>
         </w:rPr>
-        <w:t xml:space="preserve">Contar a partir da DATA EM QUE A COMUNICAÇÃO FOI EFETIVAMENTE REALIZADA, nunca de uma data apenas planejada — registrar a data-base e a data-limite; ressalvado prazo específico de legislação setorial, se houver</w:t>
+        <w:t xml:space="preserve">Contar a partir da DATA EM QUE A COMUNICAÇÃO FOI EFETIVAMENTE REALIZADA, nunca de uma data apenas planejada: registrar a data-base e a data-limite; ressalvado prazo específico de legislação setorial, se houver</w:t>
       </w:r>
     </w:p>
     <w:p>
@@ -1875,7 +1875,7 @@
           <w:sz w:val="20"/>
           <w:szCs w:val="20"/>
         </w:rPr>
-        <w:t xml:space="preserve">Instrução de preenchimento: preparar o texto em linguagem simples e direta, conforme o art. 9º, §1º, do RCIS, e planejar a logística de envio. A comunicação aos titulares é obrigação do controlador e não se cumpre pela comunicação à ANPD nem pela juntada de documentos no SEI — exige envio efetivo por canal próprio, com comprovação. Priorizar comunicação individualizada; usar divulgação pública apenas quando a comunicação direta for inviável e de forma justificada (art. 9º, §3º), mantendo a divulgação por pelo menos três meses.</w:t>
+        <w:t xml:space="preserve">Instrução de preenchimento: preparar o texto em linguagem simples e direta, conforme o art. 9º, §1º, do RCIS, e planejar a logística de envio. A comunicação aos titulares é obrigação do controlador e não se cumpre pela comunicação à ANPD nem pela juntada de documentos no SEI: exige envio efetivo por canal próprio, com comprovação. Priorizar comunicação individualizada; usar divulgação pública apenas quando a comunicação direta for inviável e de forma justificada (art. 9º, §3º), mantendo a divulgação por pelo menos três meses.</w:t>
       </w:r>
     </w:p>
     <w:p>
@@ -1884,7 +1884,7 @@
         <w:spacing w:after="120" w:before="200"/>
       </w:pPr>
       <w:r>
-        <w:t xml:space="preserve">B.1 Conteúdo mínimo (art. 9º, caput) — elementos obrigatórios</w:t>
+        <w:t xml:space="preserve">B.1 Conteúdo mínimo (art. 9º, caput): elementos obrigatórios</w:t>
       </w:r>
     </w:p>
     <w:tbl>
@@ -2392,8 +2392,8 @@
         <w:rPr>
           <w:b/>
           <w:bCs/>
-          <w:sz w:val="22"/>
-          <w:szCs w:val="22"/>
+          <w:sz w:val="24"/>
+          <w:szCs w:val="24"/>
         </w:rPr>
         <w:t xml:space="preserve">Critério de linguagem simples validado por: </w:t>
       </w:r>
@@ -2416,8 +2416,8 @@
         <w:rPr>
           <w:b/>
           <w:bCs/>
-          <w:sz w:val="22"/>
-          <w:szCs w:val="22"/>
+          <w:sz w:val="24"/>
+          <w:szCs w:val="24"/>
         </w:rPr>
         <w:t xml:space="preserve">Meio de comunicação definido: </w:t>
       </w:r>
@@ -2440,8 +2440,8 @@
         <w:rPr>
           <w:b/>
           <w:bCs/>
-          <w:sz w:val="22"/>
-          <w:szCs w:val="22"/>
+          <w:sz w:val="24"/>
+          <w:szCs w:val="24"/>
         </w:rPr>
         <w:t xml:space="preserve">Alcance da comunicação (universo de titulares coberto): </w:t>
       </w:r>
@@ -2453,7 +2453,7 @@
           <w:sz w:val="20"/>
           <w:szCs w:val="20"/>
         </w:rPr>
-        <w:t xml:space="preserve">Ex.: todos os titulares identificados na avaliação de risco, ou subconjunto — justificar eventual limitação</w:t>
+        <w:t xml:space="preserve">Ex.: todos os titulares identificados na avaliação de risco, ou subconjunto: justificar eventual limitação</w:t>
       </w:r>
     </w:p>
     <w:p>
@@ -2464,8 +2464,8 @@
         <w:rPr>
           <w:b/>
           <w:bCs/>
-          <w:sz w:val="22"/>
-          <w:szCs w:val="22"/>
+          <w:sz w:val="24"/>
+          <w:szCs w:val="24"/>
         </w:rPr>
         <w:t xml:space="preserve">Verificação de acessibilidade do canal e do formato ao público afetado: </w:t>
       </w:r>
@@ -2488,8 +2488,8 @@
         <w:rPr>
           <w:b/>
           <w:bCs/>
-          <w:sz w:val="22"/>
-          <w:szCs w:val="22"/>
+          <w:sz w:val="24"/>
+          <w:szCs w:val="24"/>
         </w:rPr>
         <w:t xml:space="preserve">Aprovador do conteúdo e do canal antes do envio: </w:t>
       </w:r>
@@ -2510,7 +2510,7 @@
         <w:spacing w:after="120" w:before="200"/>
       </w:pPr>
       <w:r>
-        <w:t xml:space="preserve">B.3 Divulgação pública alternativa — preparação (quando a comunicação direta for inviável, art. 9º, §3º)</w:t>
+        <w:t xml:space="preserve">B.3 Divulgação pública alternativa: preparação (quando a comunicação direta for inviável, art. 9º, §3º)</w:t>
       </w:r>
     </w:p>
     <w:p>
@@ -2521,8 +2521,8 @@
         <w:rPr>
           <w:b/>
           <w:bCs/>
-          <w:sz w:val="22"/>
-          <w:szCs w:val="22"/>
+          <w:sz w:val="24"/>
+          <w:szCs w:val="24"/>
         </w:rPr>
         <w:t xml:space="preserve">Justificativa para a inviabilidade da comunicação direta e individualizada: </w:t>
       </w:r>
@@ -2545,8 +2545,8 @@
         <w:rPr>
           <w:b/>
           <w:bCs/>
-          <w:sz w:val="22"/>
-          <w:szCs w:val="22"/>
+          <w:sz w:val="24"/>
+          <w:szCs w:val="24"/>
         </w:rPr>
         <w:t xml:space="preserve">Canais planejados para a divulgação pública: </w:t>
       </w:r>
@@ -2569,8 +2569,8 @@
         <w:rPr>
           <w:b/>
           <w:bCs/>
-          <w:sz w:val="22"/>
-          <w:szCs w:val="22"/>
+          <w:sz w:val="24"/>
+          <w:szCs w:val="24"/>
         </w:rPr>
         <w:t xml:space="preserve">Período mínimo de manutenção planejado: </w:t>
       </w:r>
@@ -2582,7 +2582,7 @@
           <w:sz w:val="20"/>
           <w:szCs w:val="20"/>
         </w:rPr>
-        <w:t xml:space="preserve">Mínimo de 3 meses — art. 9º, §3º</w:t>
+        <w:t xml:space="preserve">Mínimo de 3 meses: art. 9º, §3º</w:t>
       </w:r>
     </w:p>
     <w:p>
@@ -2606,7 +2606,7 @@
           <w:sz w:val="20"/>
           <w:szCs w:val="20"/>
         </w:rPr>
-        <w:t xml:space="preserve">Instrução de preenchimento: acompanhar separadamente CADA comunicação e providência — a comunicação inicial à ANPD, cada complementação (sem impor limite artificial de duas; duplique o bloco quantas vezes forem necessárias), a comunicação aos titulares, a declaração do art. 9º, §4º, e outras providências ou requisições relacionadas ao processo são registros distintos, cada um com seu próprio protocolo/processo e estado. Nunca registrar 'Enviado'/'Realizada' sem evidência comprobatória anexada ou referenciada. O envio à ANPD não indica, por si só, que a comunicação aos titulares também ocorreu — são obrigações independentes (art. 48 da LGPD exige ambas quando houver risco ou dano relevante), e a juntada de documento no SEI não equivale a envio da comunicação aos titulares.</w:t>
+        <w:t xml:space="preserve">Instrução de preenchimento: acompanhar separadamente CADA comunicação e providência: a comunicação inicial à ANPD, cada complementação (sem impor limite artificial de duas; duplique o bloco quantas vezes forem necessárias), a comunicação aos titulares, a declaração do art. 9º, §4º, e outras providências ou requisições relacionadas ao processo são registros distintos, cada um com seu próprio protocolo/processo e estado. Nunca registrar 'Enviado'/'Realizada' sem evidência comprobatória anexada ou referenciada. O envio à ANPD não indica, por si só, que a comunicação aos titulares também ocorreu: são obrigações independentes (art. 48 da LGPD exige ambas quando houver risco ou dano relevante), e a juntada de documento no SEI não equivale a envio da comunicação aos titulares.</w:t>
       </w:r>
     </w:p>
     <w:p>
@@ -3116,7 +3116,7 @@
         <w:spacing w:after="80" w:before="240"/>
       </w:pPr>
       <w:r>
-        <w:t xml:space="preserve">Complementação à ANPD — registro nº 1</w:t>
+        <w:t xml:space="preserve">Complementação à ANPD: registro nº 1</w:t>
       </w:r>
     </w:p>
     <w:p>
@@ -4103,7 +4103,7 @@
         <w:spacing w:after="80" w:before="240"/>
       </w:pPr>
       <w:r>
-        <w:t xml:space="preserve">Divulgação pública alternativa aos titulares — execução</w:t>
+        <w:t xml:space="preserve">Divulgação pública alternativa aos titulares: execução</w:t>
       </w:r>
     </w:p>
     <w:p>
@@ -4988,7 +4988,7 @@
         <w:spacing w:after="80" w:before="240"/>
       </w:pPr>
       <w:r>
-        <w:t xml:space="preserve">Outras providências ou requisições relacionadas ao processo — registro nº 1</w:t>
+        <w:t xml:space="preserve">Outras providências ou requisições relacionadas ao processo: registro nº 1</w:t>
       </w:r>
     </w:p>
     <w:p>
@@ -5495,15 +5495,16 @@
           <w:sz w:val="18"/>
           <w:szCs w:val="18"/>
         </w:rPr>
-        <w:t xml:space="preserve">Este documento é um modelo reutilizável, de caráter educacional e de apoio operacional. Não é formulário oficial da ANPD, não constitui protocolo, não substitui parecer jurídico, e qualquer comunicação real deve seguir os canais e procedimentos oficiais vigentes em gov.br/anpd. Licenciado sob CC BY 4.0 — Felipe Nicácio.</w:t>
+        <w:t xml:space="preserve">Este documento é um modelo reutilizável, de caráter educacional e de apoio operacional. Não é formulário oficial da ANPD, não constitui protocolo, não substitui parecer jurídico, e qualquer comunicação real deve seguir os canais e procedimentos oficiais vigentes em gov.br/anpd. Licenciado sob CC BY 4.0, por Felipe Nicácio.</w:t>
       </w:r>
     </w:p>
     <w:sectPr>
       <w:headerReference w:type="default" r:id="rId6"/>
-      <w:footerReference w:type="default" r:id="rId7"/>
+      <w:headerReference w:type="first" r:id="rId7"/>
       <w:pgSz w:w="11906" w:h="16838" w:orient="portrait"/>
-      <w:pgMar w:top="1134" w:right="1134" w:bottom="1134" w:left="1134" w:header="708" w:footer="708" w:gutter="0"/>
+      <w:pgMar w:top="1701" w:right="1134" w:bottom="1134" w:left="1701" w:header="708" w:footer="708" w:gutter="0"/>
       <w:pgNumType/>
+      <w:titlePg/>
       <w:docGrid w:linePitch="360"/>
     </w:sectPr>
   </w:body>
@@ -5545,54 +5546,6 @@
     </w:p>
   </w:endnote>
 </w:endnotes>
-</file>
-
-<file path=word/footer1.xml><?xml version="1.0" encoding="utf-8"?>
-<w:ftr xmlns:wpc="http://schemas.microsoft.com/office/word/2010/wordprocessingCanvas" xmlns:mc="http://schemas.openxmlformats.org/markup-compatibility/2006" xmlns:o="urn:schemas-microsoft-com:office:office" xmlns:r="http://schemas.openxmlformats.org/officeDocument/2006/relationships" xmlns:m="http://schemas.openxmlformats.org/officeDocument/2006/math" xmlns:v="urn:schemas-microsoft-com:vml" xmlns:wp14="http://schemas.microsoft.com/office/word/2010/wordprocessingDrawing" xmlns:wp="http://schemas.openxmlformats.org/drawingml/2006/wordprocessingDrawing" xmlns:w10="urn:schemas-microsoft-com:office:word" xmlns:w="http://schemas.openxmlformats.org/wordprocessingml/2006/main" xmlns:w14="http://schemas.microsoft.com/office/word/2010/wordml" xmlns:w15="http://schemas.microsoft.com/office/word/2012/wordml" xmlns:wpg="http://schemas.microsoft.com/office/word/2010/wordprocessingGroup" xmlns:wpi="http://schemas.microsoft.com/office/word/2010/wordprocessingInk" xmlns:wne="http://schemas.microsoft.com/office/word/2006/wordml" xmlns:wps="http://schemas.microsoft.com/office/word/2010/wordprocessingShape">
-  <w:p>
-    <w:pPr>
-      <w:jc w:val="center"/>
-    </w:pPr>
-    <w:r>
-      <w:rPr>
-        <w:color w:val="595959"/>
-        <w:sz w:val="16"/>
-        <w:szCs w:val="16"/>
-      </w:rPr>
-      <w:t xml:space="preserve">Página </w:t>
-    </w:r>
-    <w:r>
-      <w:rPr>
-        <w:color w:val="595959"/>
-        <w:sz w:val="16"/>
-        <w:szCs w:val="16"/>
-      </w:rPr>
-      <w:fldChar w:fldCharType="begin"/>
-      <w:instrText xml:space="preserve">PAGE</w:instrText>
-      <w:fldChar w:fldCharType="separate"/>
-      <w:fldChar w:fldCharType="end"/>
-    </w:r>
-    <w:r>
-      <w:rPr>
-        <w:color w:val="595959"/>
-        <w:sz w:val="16"/>
-        <w:szCs w:val="16"/>
-      </w:rPr>
-      <w:t xml:space="preserve"> de </w:t>
-    </w:r>
-    <w:r>
-      <w:rPr>
-        <w:color w:val="595959"/>
-        <w:sz w:val="16"/>
-        <w:szCs w:val="16"/>
-      </w:rPr>
-      <w:fldChar w:fldCharType="begin"/>
-      <w:instrText xml:space="preserve">NUMPAGES</w:instrText>
-      <w:fldChar w:fldCharType="separate"/>
-      <w:fldChar w:fldCharType="end"/>
-    </w:r>
-  </w:p>
-</w:ftr>
 </file>
 
 <file path=word/footnotes.xml><?xml version="1.0" encoding="utf-8"?>
@@ -5644,9 +5597,31 @@
         <w:sz w:val="16"/>
         <w:szCs w:val="16"/>
       </w:rPr>
-      <w:t xml:space="preserve">DAIR Privacy Incident Response Playbook — Kit de Preparação e Controle das Comunicações v0.3</w:t>
+      <w:t xml:space="preserve">DAIR Privacy Incident Response Playbook: Kit de Preparação e Controle das Comunicações v0.3</w:t>
     </w:r>
   </w:p>
+  <w:p>
+    <w:pPr>
+      <w:jc w:val="right"/>
+    </w:pPr>
+    <w:r>
+      <w:rPr>
+        <w:color w:val="595959"/>
+        <w:sz w:val="20"/>
+        <w:szCs w:val="20"/>
+      </w:rPr>
+      <w:fldChar w:fldCharType="begin"/>
+      <w:instrText xml:space="preserve">PAGE</w:instrText>
+      <w:fldChar w:fldCharType="separate"/>
+      <w:fldChar w:fldCharType="end"/>
+    </w:r>
+  </w:p>
+</w:hdr>
+</file>
+
+<file path=word/header2.xml><?xml version="1.0" encoding="utf-8"?>
+<w:hdr xmlns:wpc="http://schemas.microsoft.com/office/word/2010/wordprocessingCanvas" xmlns:mc="http://schemas.openxmlformats.org/markup-compatibility/2006" xmlns:o="urn:schemas-microsoft-com:office:office" xmlns:r="http://schemas.openxmlformats.org/officeDocument/2006/relationships" xmlns:m="http://schemas.openxmlformats.org/officeDocument/2006/math" xmlns:v="urn:schemas-microsoft-com:vml" xmlns:wp14="http://schemas.microsoft.com/office/word/2010/wordprocessingDrawing" xmlns:wp="http://schemas.openxmlformats.org/drawingml/2006/wordprocessingDrawing" xmlns:w10="urn:schemas-microsoft-com:office:word" xmlns:w="http://schemas.openxmlformats.org/wordprocessingml/2006/main" xmlns:w14="http://schemas.microsoft.com/office/word/2010/wordml" xmlns:w15="http://schemas.microsoft.com/office/word/2012/wordml" xmlns:wpg="http://schemas.microsoft.com/office/word/2010/wordprocessingGroup" xmlns:wpi="http://schemas.microsoft.com/office/word/2010/wordprocessingInk" xmlns:wne="http://schemas.microsoft.com/office/word/2006/wordml" xmlns:wps="http://schemas.microsoft.com/office/word/2010/wordprocessingShape" xmlns:cx="http://schemas.microsoft.com/office/drawing/2014/chartex" xmlns:cx1="http://schemas.microsoft.com/office/drawing/2015/9/8/chartex" xmlns:cx2="http://schemas.microsoft.com/office/drawing/2015/10/21/chartex" xmlns:cx3="http://schemas.microsoft.com/office/drawing/2016/5/9/chartex" xmlns:cx4="http://schemas.microsoft.com/office/drawing/2016/5/10/chartex" xmlns:cx5="http://schemas.microsoft.com/office/drawing/2016/5/11/chartex" xmlns:cx6="http://schemas.microsoft.com/office/drawing/2016/5/12/chartex" xmlns:cx7="http://schemas.microsoft.com/office/drawing/2016/5/13/chartex" xmlns:cx8="http://schemas.microsoft.com/office/drawing/2016/5/14/chartex" xmlns:w16cid="http://schemas.microsoft.com/office/word/2016/wordml/cid" xmlns:w16se="http://schemas.microsoft.com/office/word/2015/wordml/symex">
+  <w:p/>
 </w:hdr>
 </file>
 
@@ -5750,12 +5725,17 @@
   <w:docDefaults>
     <w:rPrDefault>
       <w:rPr>
-        <w:rFonts w:ascii="Calibri" w:cs="Calibri" w:eastAsia="Calibri" w:hAnsi="Calibri"/>
-        <w:sz w:val="22"/>
-        <w:szCs w:val="22"/>
+        <w:rFonts w:ascii="Arial" w:cs="Arial" w:eastAsia="Arial" w:hAnsi="Arial"/>
+        <w:sz w:val="24"/>
+        <w:szCs w:val="24"/>
       </w:rPr>
     </w:rPrDefault>
-    <w:pPrDefault/>
+    <w:pPrDefault>
+      <w:pPr>
+        <w:spacing w:line="360" w:lineRule="auto"/>
+        <w:jc w:val="both"/>
+      </w:pPr>
+    </w:pPrDefault>
   </w:docDefaults>
   <w:style w:type="paragraph" w:styleId="Normal" w:default="1">
     <w:name w:val="Normal"/>
@@ -5918,10 +5898,11 @@
       <w:pBdr>
         <w:bottom w:val="single" w:color="1F3864" w:sz="6"/>
       </w:pBdr>
-      <w:spacing w:after="160" w:before="360"/>
+      <w:spacing w:after="160" w:before="360" w:line="240" w:lineRule="auto"/>
+      <w:jc w:val="left"/>
     </w:pPr>
     <w:rPr>
-      <w:rFonts w:ascii="Calibri" w:cs="Calibri" w:eastAsia="Calibri" w:hAnsi="Calibri"/>
+      <w:rFonts w:ascii="Arial" w:cs="Arial" w:eastAsia="Arial" w:hAnsi="Arial"/>
       <w:b/>
       <w:bCs/>
       <w:color w:val="1F3864"/>
@@ -5934,10 +5915,11 @@
     <w:basedOn w:val="Normal"/>
     <w:next w:val="Normal"/>
     <w:pPr>
-      <w:spacing w:after="120" w:before="240"/>
+      <w:spacing w:after="120" w:before="240" w:line="240" w:lineRule="auto"/>
+      <w:jc w:val="left"/>
     </w:pPr>
     <w:rPr>
-      <w:rFonts w:ascii="Calibri" w:cs="Calibri" w:eastAsia="Calibri" w:hAnsi="Calibri"/>
+      <w:rFonts w:ascii="Arial" w:cs="Arial" w:eastAsia="Arial" w:hAnsi="Arial"/>
       <w:b/>
       <w:bCs/>
       <w:color w:val="2E5395"/>

--- a/instrumentos/word/DAIR_Kit_Preparacao_Comunicacoes_ANPD_Titulares_v0.3.docx
+++ b/instrumentos/word/DAIR_Kit_Preparacao_Comunicacoes_ANPD_Titulares_v0.3.docx
@@ -121,18 +121,45 @@
         <w:br w:type="page"/>
       </w:r>
     </w:p>
+    <w:sdt>
+      <w:sdtPr>
+        <w:alias w:val="Sumário"/>
+      </w:sdtPr>
+      <w:sdtContent>
+        <w:p>
+          <w:r>
+            <w:fldChar w:fldCharType="begin" w:dirty="true"/>
+            <w:instrText xml:space="preserve">TOC \h \o "1-2"</w:instrText>
+            <w:fldChar w:fldCharType="separate"/>
+          </w:r>
+        </w:p>
+        <w:p>
+          <w:r>
+            <w:fldChar w:fldCharType="end"/>
+          </w:r>
+        </w:p>
+      </w:sdtContent>
+    </w:sdt>
+    <w:p>
+      <w:r>
+        <w:br w:type="page"/>
+      </w:r>
+    </w:p>
     <w:p>
       <w:pPr>
         <w:pStyle w:val="Heading1"/>
         <w:spacing w:after="160" w:before="360"/>
+        <w:ind w:firstLine="0"/>
       </w:pPr>
       <w:r>
-        <w:t xml:space="preserve">A. Preparação para a Comunicação à ANPD</w:t>
+        <w:t xml:space="preserve">Preparação para a Comunicação à ANPD</w:t>
       </w:r>
     </w:p>
     <w:p>
       <w:pPr>
-        <w:spacing w:after="200"/>
+        <w:spacing w:after="200" w:line="360" w:lineRule="auto"/>
+        <w:ind w:firstLine="709"/>
+        <w:jc w:val="both"/>
       </w:pPr>
       <w:r>
         <w:rPr>
@@ -149,9 +176,10 @@
       <w:pPr>
         <w:pStyle w:val="Heading2"/>
         <w:spacing w:after="120" w:before="200"/>
+        <w:ind w:firstLine="0"/>
       </w:pPr>
       <w:r>
-        <w:t xml:space="preserve">A.1 Conteúdo mínimo do art. 6º, §2º, do RCIS (itens I a XII)</w:t>
+        <w:t xml:space="preserve">Conteúdo mínimo do art. 6º, §2º, do RCIS (itens I a XII)</w:t>
       </w:r>
     </w:p>
     <w:tbl>
@@ -1219,9 +1247,10 @@
       <w:pPr>
         <w:pStyle w:val="Heading2"/>
         <w:spacing w:after="120" w:before="200"/>
+        <w:ind w:firstLine="0"/>
       </w:pPr>
       <w:r>
-        <w:t xml:space="preserve">A.2 Formulário oficial e peticionamento no SEI!ANPD</w:t>
+        <w:t xml:space="preserve">Formulário oficial e peticionamento no SEI!ANPD</w:t>
       </w:r>
     </w:p>
     <w:p>
@@ -1238,7 +1267,9 @@
     </w:p>
     <w:p>
       <w:pPr>
-        <w:spacing w:after="140"/>
+        <w:spacing w:after="140" w:line="360" w:lineRule="auto"/>
+        <w:ind w:firstLine="709"/>
+        <w:jc w:val="both"/>
       </w:pPr>
       <w:r>
         <w:rPr>
@@ -1262,7 +1293,9 @@
     </w:p>
     <w:p>
       <w:pPr>
-        <w:spacing w:after="140"/>
+        <w:spacing w:after="140" w:line="360" w:lineRule="auto"/>
+        <w:ind w:firstLine="709"/>
+        <w:jc w:val="both"/>
       </w:pPr>
       <w:r>
         <w:rPr>
@@ -1288,14 +1321,17 @@
       <w:pPr>
         <w:pStyle w:val="Heading2"/>
         <w:spacing w:after="120" w:before="200"/>
+        <w:ind w:firstLine="0"/>
       </w:pPr>
       <w:r>
-        <w:t xml:space="preserve">A.3 Representação, documentos complementares e classificação de acesso</w:t>
+        <w:t xml:space="preserve">Representação, documentos complementares e classificação de acesso</w:t>
       </w:r>
     </w:p>
     <w:p>
       <w:pPr>
-        <w:spacing w:after="140"/>
+        <w:spacing w:after="140" w:line="360" w:lineRule="auto"/>
+        <w:ind w:firstLine="709"/>
+        <w:jc w:val="both"/>
       </w:pPr>
       <w:r>
         <w:rPr>
@@ -1319,7 +1355,9 @@
     </w:p>
     <w:p>
       <w:pPr>
-        <w:spacing w:after="140"/>
+        <w:spacing w:after="140" w:line="360" w:lineRule="auto"/>
+        <w:ind w:firstLine="709"/>
+        <w:jc w:val="both"/>
       </w:pPr>
       <w:r>
         <w:rPr>
@@ -1343,7 +1381,9 @@
     </w:p>
     <w:p>
       <w:pPr>
-        <w:spacing w:after="140"/>
+        <w:spacing w:after="140" w:line="360" w:lineRule="auto"/>
+        <w:ind w:firstLine="709"/>
+        <w:jc w:val="both"/>
       </w:pPr>
       <w:r>
         <w:rPr>
@@ -1705,14 +1745,17 @@
       <w:pPr>
         <w:pStyle w:val="Heading2"/>
         <w:spacing w:after="120" w:before="200"/>
+        <w:ind w:firstLine="0"/>
       </w:pPr>
       <w:r>
-        <w:t xml:space="preserve">A.4 Pendências e controle de preparação</w:t>
+        <w:t xml:space="preserve">Pendências e controle de preparação</w:t>
       </w:r>
     </w:p>
     <w:p>
       <w:pPr>
-        <w:spacing w:after="140"/>
+        <w:spacing w:after="140" w:line="360" w:lineRule="auto"/>
+        <w:ind w:firstLine="709"/>
+        <w:jc w:val="both"/>
       </w:pPr>
       <w:r>
         <w:rPr>
@@ -1736,7 +1779,9 @@
     </w:p>
     <w:p>
       <w:pPr>
-        <w:spacing w:after="140"/>
+        <w:spacing w:after="140" w:line="360" w:lineRule="auto"/>
+        <w:ind w:firstLine="709"/>
+        <w:jc w:val="both"/>
       </w:pPr>
       <w:r>
         <w:rPr>
@@ -1760,7 +1805,9 @@
     </w:p>
     <w:p>
       <w:pPr>
-        <w:spacing w:after="140"/>
+        <w:spacing w:after="140" w:line="360" w:lineRule="auto"/>
+        <w:ind w:firstLine="709"/>
+        <w:jc w:val="both"/>
       </w:pPr>
       <w:r>
         <w:rPr>
@@ -1784,7 +1831,9 @@
     </w:p>
     <w:p>
       <w:pPr>
-        <w:spacing w:after="140"/>
+        <w:spacing w:after="140" w:line="360" w:lineRule="auto"/>
+        <w:ind w:firstLine="709"/>
+        <w:jc w:val="both"/>
       </w:pPr>
       <w:r>
         <w:rPr>
@@ -1808,7 +1857,9 @@
     </w:p>
     <w:p>
       <w:pPr>
-        <w:spacing w:after="140"/>
+        <w:spacing w:after="140" w:line="360" w:lineRule="auto"/>
+        <w:ind w:firstLine="709"/>
+        <w:jc w:val="both"/>
       </w:pPr>
       <w:r>
         <w:rPr>
@@ -1832,7 +1883,9 @@
     </w:p>
     <w:p>
       <w:pPr>
-        <w:spacing w:after="140"/>
+        <w:spacing w:after="140" w:line="360" w:lineRule="auto"/>
+        <w:ind w:firstLine="709"/>
+        <w:jc w:val="both"/>
       </w:pPr>
       <w:r>
         <w:rPr>
@@ -1858,14 +1911,17 @@
       <w:pPr>
         <w:pStyle w:val="Heading1"/>
         <w:spacing w:after="160" w:before="360"/>
+        <w:ind w:firstLine="0"/>
       </w:pPr>
       <w:r>
-        <w:t xml:space="preserve">B. Preparação da Comunicação aos Titulares</w:t>
+        <w:t xml:space="preserve">Preparação da Comunicação aos Titulares</w:t>
       </w:r>
     </w:p>
     <w:p>
       <w:pPr>
-        <w:spacing w:after="200"/>
+        <w:spacing w:after="200" w:line="360" w:lineRule="auto"/>
+        <w:ind w:firstLine="709"/>
+        <w:jc w:val="both"/>
       </w:pPr>
       <w:r>
         <w:rPr>
@@ -1882,9 +1938,10 @@
       <w:pPr>
         <w:pStyle w:val="Heading2"/>
         <w:spacing w:after="120" w:before="200"/>
+        <w:ind w:firstLine="0"/>
       </w:pPr>
       <w:r>
-        <w:t xml:space="preserve">B.1 Conteúdo mínimo (art. 9º, caput): elementos obrigatórios</w:t>
+        <w:t xml:space="preserve">Conteúdo mínimo (art. 9º, caput): elementos obrigatórios</w:t>
       </w:r>
     </w:p>
     <w:tbl>
@@ -2379,14 +2436,17 @@
       <w:pPr>
         <w:pStyle w:val="Heading2"/>
         <w:spacing w:after="120" w:before="200"/>
+        <w:ind w:firstLine="0"/>
       </w:pPr>
       <w:r>
-        <w:t xml:space="preserve">B.2 Revisão de conteúdo, canal, alcance e acessibilidade</w:t>
+        <w:t xml:space="preserve">Revisão de conteúdo, canal, alcance e acessibilidade</w:t>
       </w:r>
     </w:p>
     <w:p>
       <w:pPr>
-        <w:spacing w:after="140"/>
+        <w:spacing w:after="140" w:line="360" w:lineRule="auto"/>
+        <w:ind w:firstLine="709"/>
+        <w:jc w:val="both"/>
       </w:pPr>
       <w:r>
         <w:rPr>
@@ -2410,7 +2470,9 @@
     </w:p>
     <w:p>
       <w:pPr>
-        <w:spacing w:after="140"/>
+        <w:spacing w:after="140" w:line="360" w:lineRule="auto"/>
+        <w:ind w:firstLine="709"/>
+        <w:jc w:val="both"/>
       </w:pPr>
       <w:r>
         <w:rPr>
@@ -2434,7 +2496,9 @@
     </w:p>
     <w:p>
       <w:pPr>
-        <w:spacing w:after="140"/>
+        <w:spacing w:after="140" w:line="360" w:lineRule="auto"/>
+        <w:ind w:firstLine="709"/>
+        <w:jc w:val="both"/>
       </w:pPr>
       <w:r>
         <w:rPr>
@@ -2458,7 +2522,9 @@
     </w:p>
     <w:p>
       <w:pPr>
-        <w:spacing w:after="140"/>
+        <w:spacing w:after="140" w:line="360" w:lineRule="auto"/>
+        <w:ind w:firstLine="709"/>
+        <w:jc w:val="both"/>
       </w:pPr>
       <w:r>
         <w:rPr>
@@ -2482,7 +2548,9 @@
     </w:p>
     <w:p>
       <w:pPr>
-        <w:spacing w:after="140"/>
+        <w:spacing w:after="140" w:line="360" w:lineRule="auto"/>
+        <w:ind w:firstLine="709"/>
+        <w:jc w:val="both"/>
       </w:pPr>
       <w:r>
         <w:rPr>
@@ -2508,14 +2576,17 @@
       <w:pPr>
         <w:pStyle w:val="Heading2"/>
         <w:spacing w:after="120" w:before="200"/>
+        <w:ind w:firstLine="0"/>
       </w:pPr>
       <w:r>
-        <w:t xml:space="preserve">B.3 Divulgação pública alternativa: preparação (quando a comunicação direta for inviável, art. 9º, §3º)</w:t>
+        <w:t xml:space="preserve">Divulgação pública alternativa: preparação (quando a comunicação direta for inviável, art. 9º, §3º)</w:t>
       </w:r>
     </w:p>
     <w:p>
       <w:pPr>
-        <w:spacing w:after="140"/>
+        <w:spacing w:after="140" w:line="360" w:lineRule="auto"/>
+        <w:ind w:firstLine="709"/>
+        <w:jc w:val="both"/>
       </w:pPr>
       <w:r>
         <w:rPr>
@@ -2539,7 +2610,9 @@
     </w:p>
     <w:p>
       <w:pPr>
-        <w:spacing w:after="140"/>
+        <w:spacing w:after="140" w:line="360" w:lineRule="auto"/>
+        <w:ind w:firstLine="709"/>
+        <w:jc w:val="both"/>
       </w:pPr>
       <w:r>
         <w:rPr>
@@ -2563,7 +2636,9 @@
     </w:p>
     <w:p>
       <w:pPr>
-        <w:spacing w:after="140"/>
+        <w:spacing w:after="140" w:line="360" w:lineRule="auto"/>
+        <w:ind w:firstLine="709"/>
+        <w:jc w:val="both"/>
       </w:pPr>
       <w:r>
         <w:rPr>
@@ -2589,14 +2664,17 @@
       <w:pPr>
         <w:pStyle w:val="Heading1"/>
         <w:spacing w:after="160" w:before="360"/>
+        <w:ind w:firstLine="0"/>
       </w:pPr>
       <w:r>
-        <w:t xml:space="preserve">C. Controle da Execução</w:t>
+        <w:t xml:space="preserve">Controle da Execução</w:t>
       </w:r>
     </w:p>
     <w:p>
       <w:pPr>
-        <w:spacing w:after="200"/>
+        <w:spacing w:after="200" w:line="360" w:lineRule="auto"/>
+        <w:ind w:firstLine="709"/>
+        <w:jc w:val="both"/>
       </w:pPr>
       <w:r>
         <w:rPr>
@@ -2626,8 +2704,9 @@
     </w:p>
     <w:p>
       <w:pPr>
-        <w:pStyle w:val="Heading2"/>
+        <w:pStyle w:val="Heading3"/>
         <w:spacing w:after="80" w:before="240"/>
+        <w:ind w:firstLine="0"/>
       </w:pPr>
       <w:r>
         <w:t xml:space="preserve">Comunicação inicial à ANPD</w:t>
@@ -3112,8 +3191,9 @@
     </w:tbl>
     <w:p>
       <w:pPr>
-        <w:pStyle w:val="Heading2"/>
+        <w:pStyle w:val="Heading3"/>
         <w:spacing w:after="80" w:before="240"/>
+        <w:ind w:firstLine="0"/>
       </w:pPr>
       <w:r>
         <w:t xml:space="preserve">Complementação à ANPD: registro nº 1</w:t>
@@ -3121,7 +3201,9 @@
     </w:p>
     <w:p>
       <w:pPr>
-        <w:spacing w:after="80"/>
+        <w:spacing w:after="80" w:line="360" w:lineRule="auto"/>
+        <w:ind w:firstLine="709"/>
+        <w:jc w:val="both"/>
       </w:pPr>
       <w:r>
         <w:rPr>
@@ -3613,8 +3695,9 @@
     </w:tbl>
     <w:p>
       <w:pPr>
-        <w:pStyle w:val="Heading2"/>
+        <w:pStyle w:val="Heading3"/>
         <w:spacing w:after="80" w:before="240"/>
+        <w:ind w:firstLine="0"/>
       </w:pPr>
       <w:r>
         <w:t xml:space="preserve">Comunicação aos titulares (direta e individualizada)</w:t>
@@ -4099,8 +4182,9 @@
     </w:tbl>
     <w:p>
       <w:pPr>
-        <w:pStyle w:val="Heading2"/>
+        <w:pStyle w:val="Heading3"/>
         <w:spacing w:after="80" w:before="240"/>
+        <w:ind w:firstLine="0"/>
       </w:pPr>
       <w:r>
         <w:t xml:space="preserve">Divulgação pública alternativa aos titulares: execução</w:t>
@@ -4108,7 +4192,9 @@
     </w:p>
     <w:p>
       <w:pPr>
-        <w:spacing w:after="80"/>
+        <w:spacing w:after="80" w:line="360" w:lineRule="auto"/>
+        <w:ind w:firstLine="709"/>
+        <w:jc w:val="both"/>
       </w:pPr>
       <w:r>
         <w:rPr>
@@ -4498,8 +4584,9 @@
     </w:tbl>
     <w:p>
       <w:pPr>
-        <w:pStyle w:val="Heading2"/>
+        <w:pStyle w:val="Heading3"/>
         <w:spacing w:after="80" w:before="240"/>
+        <w:ind w:firstLine="0"/>
       </w:pPr>
       <w:r>
         <w:t xml:space="preserve">Declaração art. 9º, §4º (comprovação da comunicação aos titulares)</w:t>
@@ -4984,8 +5071,9 @@
     </w:tbl>
     <w:p>
       <w:pPr>
-        <w:pStyle w:val="Heading2"/>
+        <w:pStyle w:val="Heading3"/>
         <w:spacing w:after="80" w:before="240"/>
+        <w:ind w:firstLine="0"/>
       </w:pPr>
       <w:r>
         <w:t xml:space="preserve">Outras providências ou requisições relacionadas ao processo: registro nº 1</w:t>
@@ -4993,7 +5081,9 @@
     </w:p>
     <w:p>
       <w:pPr>
-        <w:spacing w:after="80"/>
+        <w:spacing w:after="80" w:line="360" w:lineRule="auto"/>
+        <w:ind w:firstLine="709"/>
+        <w:jc w:val="both"/>
       </w:pPr>
       <w:r>
         <w:rPr>
@@ -5403,6 +5493,357 @@
                 <w:szCs w:val="18"/>
               </w:rPr>
               <w:t xml:space="preserve">Evidência Comprobatória</w:t>
+            </w:r>
+          </w:p>
+        </w:tc>
+        <w:tc>
+          <w:tcPr>
+            <w:tcW w:type="dxa" w:w="6400"/>
+            <w:tcMar>
+              <w:top w:type="dxa" w:w="80"/>
+              <w:left w:type="dxa" w:w="100"/>
+              <w:bottom w:type="dxa" w:w="80"/>
+              <w:right w:type="dxa" w:w="100"/>
+            </w:tcMar>
+            <w:vAlign w:val="center"/>
+          </w:tcPr>
+          <w:p>
+            <w:r>
+              <w:rPr>
+                <w:b w:val="false"/>
+                <w:bCs w:val="false"/>
+                <w:color w:val="000000"/>
+                <w:sz w:val="20"/>
+                <w:szCs w:val="20"/>
+              </w:rPr>
+              <w:t xml:space="preserve"/>
+            </w:r>
+          </w:p>
+        </w:tc>
+      </w:tr>
+      <w:tr>
+        <w:tc>
+          <w:tcPr>
+            <w:tcW w:type="dxa" w:w="2600"/>
+            <w:shd w:fill="1F3864" w:val="clear"/>
+            <w:tcMar>
+              <w:top w:type="dxa" w:w="80"/>
+              <w:left w:type="dxa" w:w="100"/>
+              <w:bottom w:type="dxa" w:w="80"/>
+              <w:right w:type="dxa" w:w="100"/>
+            </w:tcMar>
+            <w:vAlign w:val="center"/>
+          </w:tcPr>
+          <w:p>
+            <w:r>
+              <w:rPr>
+                <w:b/>
+                <w:bCs/>
+                <w:color w:val="FFFFFF"/>
+                <w:sz w:val="18"/>
+                <w:szCs w:val="18"/>
+              </w:rPr>
+              <w:t xml:space="preserve">Situação</w:t>
+            </w:r>
+          </w:p>
+        </w:tc>
+        <w:tc>
+          <w:tcPr>
+            <w:tcW w:type="dxa" w:w="6400"/>
+            <w:tcMar>
+              <w:top w:type="dxa" w:w="80"/>
+              <w:left w:type="dxa" w:w="100"/>
+              <w:bottom w:type="dxa" w:w="80"/>
+              <w:right w:type="dxa" w:w="100"/>
+            </w:tcMar>
+            <w:vAlign w:val="center"/>
+          </w:tcPr>
+          <w:p>
+            <w:r>
+              <w:rPr>
+                <w:b w:val="false"/>
+                <w:bCs w:val="false"/>
+                <w:color w:val="000000"/>
+                <w:sz w:val="20"/>
+                <w:szCs w:val="20"/>
+              </w:rPr>
+              <w:t xml:space="preserve"/>
+            </w:r>
+          </w:p>
+        </w:tc>
+      </w:tr>
+    </w:tbl>
+    <w:p>
+      <w:pPr>
+        <w:pStyle w:val="Heading3"/>
+        <w:spacing w:after="80" w:before="240"/>
+        <w:ind w:firstLine="0"/>
+      </w:pPr>
+      <w:r>
+        <w:t xml:space="preserve">Extinção do processo de comunicação perante a ANPD</w:t>
+      </w:r>
+    </w:p>
+    <w:p>
+      <w:pPr>
+        <w:spacing w:after="80" w:line="360" w:lineRule="auto"/>
+        <w:ind w:firstLine="709"/>
+        <w:jc w:val="both"/>
+      </w:pPr>
+      <w:r>
+        <w:rPr>
+          <w:i/>
+          <w:iCs/>
+          <w:color w:val="595959"/>
+          <w:sz w:val="18"/>
+          <w:szCs w:val="18"/>
+        </w:rPr>
+        <w:t xml:space="preserve">Hipóteses previstas: (I) não identificadas evidências suficientes da ocorrência do incidente; (II) a ANPD conclui que o incidente não possui potencial de risco ou dano relevante; (III) o incidente não envolve dados pessoais; (IV) tomadas as medidas adicionais de mitigação ou reversão e comprovada a comunicação aos titulares, quando devida. A extinção não encerra o risco residual de a ANPD determinar, mesmo depois, a ampla divulgação do incidente ou outras medidas (Política, seções 10 e 14; Plano, seção 6.2): se isso ocorrer, registrar como nova providência (bloco acima), não reabrir este bloco.</w:t>
+      </w:r>
+    </w:p>
+    <w:tbl>
+      <w:tblPr>
+        <w:tblW w:type="dxa" w:w="9000"/>
+        <w:tblBorders>
+          <w:top w:val="single" w:color="auto" w:sz="4"/>
+          <w:left w:val="single" w:color="auto" w:sz="4"/>
+          <w:bottom w:val="single" w:color="auto" w:sz="4"/>
+          <w:right w:val="single" w:color="auto" w:sz="4"/>
+          <w:insideH w:val="single" w:color="auto" w:sz="4"/>
+          <w:insideV w:val="single" w:color="auto" w:sz="4"/>
+        </w:tblBorders>
+        <w:tblLayout w:type="fixed"/>
+      </w:tblPr>
+      <w:tblGrid>
+        <w:gridCol w:w="2600"/>
+        <w:gridCol w:w="6400"/>
+      </w:tblGrid>
+      <w:tr>
+        <w:tc>
+          <w:tcPr>
+            <w:tcW w:type="dxa" w:w="2600"/>
+            <w:shd w:fill="1F3864" w:val="clear"/>
+            <w:tcMar>
+              <w:top w:type="dxa" w:w="80"/>
+              <w:left w:type="dxa" w:w="100"/>
+              <w:bottom w:type="dxa" w:w="80"/>
+              <w:right w:type="dxa" w:w="100"/>
+            </w:tcMar>
+            <w:vAlign w:val="center"/>
+          </w:tcPr>
+          <w:p>
+            <w:r>
+              <w:rPr>
+                <w:b/>
+                <w:bCs/>
+                <w:color w:val="FFFFFF"/>
+                <w:sz w:val="18"/>
+                <w:szCs w:val="18"/>
+              </w:rPr>
+              <w:t xml:space="preserve">Hipótese de extinção (Resolução CD/ANPD nº 15/2024, art. 23, I a IV)</w:t>
+            </w:r>
+          </w:p>
+        </w:tc>
+        <w:tc>
+          <w:tcPr>
+            <w:tcW w:type="dxa" w:w="6400"/>
+            <w:tcMar>
+              <w:top w:type="dxa" w:w="80"/>
+              <w:left w:type="dxa" w:w="100"/>
+              <w:bottom w:type="dxa" w:w="80"/>
+              <w:right w:type="dxa" w:w="100"/>
+            </w:tcMar>
+            <w:vAlign w:val="center"/>
+          </w:tcPr>
+          <w:p>
+            <w:r>
+              <w:rPr>
+                <w:b w:val="false"/>
+                <w:bCs w:val="false"/>
+                <w:color w:val="000000"/>
+                <w:sz w:val="20"/>
+                <w:szCs w:val="20"/>
+              </w:rPr>
+              <w:t xml:space="preserve"/>
+            </w:r>
+          </w:p>
+        </w:tc>
+      </w:tr>
+      <w:tr>
+        <w:tc>
+          <w:tcPr>
+            <w:tcW w:type="dxa" w:w="2600"/>
+            <w:shd w:fill="1F3864" w:val="clear"/>
+            <w:tcMar>
+              <w:top w:type="dxa" w:w="80"/>
+              <w:left w:type="dxa" w:w="100"/>
+              <w:bottom w:type="dxa" w:w="80"/>
+              <w:right w:type="dxa" w:w="100"/>
+            </w:tcMar>
+            <w:vAlign w:val="center"/>
+          </w:tcPr>
+          <w:p>
+            <w:r>
+              <w:rPr>
+                <w:b/>
+                <w:bCs/>
+                <w:color w:val="FFFFFF"/>
+                <w:sz w:val="18"/>
+                <w:szCs w:val="18"/>
+              </w:rPr>
+              <w:t xml:space="preserve">Fundamentação registrada</w:t>
+            </w:r>
+          </w:p>
+        </w:tc>
+        <w:tc>
+          <w:tcPr>
+            <w:tcW w:type="dxa" w:w="6400"/>
+            <w:tcMar>
+              <w:top w:type="dxa" w:w="80"/>
+              <w:left w:type="dxa" w:w="100"/>
+              <w:bottom w:type="dxa" w:w="80"/>
+              <w:right w:type="dxa" w:w="100"/>
+            </w:tcMar>
+            <w:vAlign w:val="center"/>
+          </w:tcPr>
+          <w:p>
+            <w:r>
+              <w:rPr>
+                <w:b w:val="false"/>
+                <w:bCs w:val="false"/>
+                <w:color w:val="000000"/>
+                <w:sz w:val="20"/>
+                <w:szCs w:val="20"/>
+              </w:rPr>
+              <w:t xml:space="preserve"/>
+            </w:r>
+          </w:p>
+        </w:tc>
+      </w:tr>
+      <w:tr>
+        <w:tc>
+          <w:tcPr>
+            <w:tcW w:type="dxa" w:w="2600"/>
+            <w:shd w:fill="1F3864" w:val="clear"/>
+            <w:tcMar>
+              <w:top w:type="dxa" w:w="80"/>
+              <w:left w:type="dxa" w:w="100"/>
+              <w:bottom w:type="dxa" w:w="80"/>
+              <w:right w:type="dxa" w:w="100"/>
+            </w:tcMar>
+            <w:vAlign w:val="center"/>
+          </w:tcPr>
+          <w:p>
+            <w:r>
+              <w:rPr>
+                <w:b/>
+                <w:bCs/>
+                <w:color w:val="FFFFFF"/>
+                <w:sz w:val="18"/>
+                <w:szCs w:val="18"/>
+              </w:rPr>
+              <w:t xml:space="preserve">Data da extinção</w:t>
+            </w:r>
+          </w:p>
+        </w:tc>
+        <w:tc>
+          <w:tcPr>
+            <w:tcW w:type="dxa" w:w="6400"/>
+            <w:tcMar>
+              <w:top w:type="dxa" w:w="80"/>
+              <w:left w:type="dxa" w:w="100"/>
+              <w:bottom w:type="dxa" w:w="80"/>
+              <w:right w:type="dxa" w:w="100"/>
+            </w:tcMar>
+            <w:vAlign w:val="center"/>
+          </w:tcPr>
+          <w:p>
+            <w:r>
+              <w:rPr>
+                <w:b w:val="false"/>
+                <w:bCs w:val="false"/>
+                <w:color w:val="000000"/>
+                <w:sz w:val="20"/>
+                <w:szCs w:val="20"/>
+              </w:rPr>
+              <w:t xml:space="preserve"/>
+            </w:r>
+          </w:p>
+        </w:tc>
+      </w:tr>
+      <w:tr>
+        <w:tc>
+          <w:tcPr>
+            <w:tcW w:type="dxa" w:w="2600"/>
+            <w:shd w:fill="1F3864" w:val="clear"/>
+            <w:tcMar>
+              <w:top w:type="dxa" w:w="80"/>
+              <w:left w:type="dxa" w:w="100"/>
+              <w:bottom w:type="dxa" w:w="80"/>
+              <w:right w:type="dxa" w:w="100"/>
+            </w:tcMar>
+            <w:vAlign w:val="center"/>
+          </w:tcPr>
+          <w:p>
+            <w:r>
+              <w:rPr>
+                <w:b/>
+                <w:bCs/>
+                <w:color w:val="FFFFFF"/>
+                <w:sz w:val="18"/>
+                <w:szCs w:val="18"/>
+              </w:rPr>
+              <w:t xml:space="preserve">Responsável pelo registro</w:t>
+            </w:r>
+          </w:p>
+        </w:tc>
+        <w:tc>
+          <w:tcPr>
+            <w:tcW w:type="dxa" w:w="6400"/>
+            <w:tcMar>
+              <w:top w:type="dxa" w:w="80"/>
+              <w:left w:type="dxa" w:w="100"/>
+              <w:bottom w:type="dxa" w:w="80"/>
+              <w:right w:type="dxa" w:w="100"/>
+            </w:tcMar>
+            <w:vAlign w:val="center"/>
+          </w:tcPr>
+          <w:p>
+            <w:r>
+              <w:rPr>
+                <w:b w:val="false"/>
+                <w:bCs w:val="false"/>
+                <w:color w:val="000000"/>
+                <w:sz w:val="20"/>
+                <w:szCs w:val="20"/>
+              </w:rPr>
+              <w:t xml:space="preserve"/>
+            </w:r>
+          </w:p>
+        </w:tc>
+      </w:tr>
+      <w:tr>
+        <w:tc>
+          <w:tcPr>
+            <w:tcW w:type="dxa" w:w="2600"/>
+            <w:shd w:fill="1F3864" w:val="clear"/>
+            <w:tcMar>
+              <w:top w:type="dxa" w:w="80"/>
+              <w:left w:type="dxa" w:w="100"/>
+              <w:bottom w:type="dxa" w:w="80"/>
+              <w:right w:type="dxa" w:w="100"/>
+            </w:tcMar>
+            <w:vAlign w:val="center"/>
+          </w:tcPr>
+          <w:p>
+            <w:r>
+              <w:rPr>
+                <w:b/>
+                <w:bCs/>
+                <w:color w:val="FFFFFF"/>
+                <w:sz w:val="18"/>
+                <w:szCs w:val="18"/>
+              </w:rPr>
+              <w:t xml:space="preserve">Medidas adicionais determinadas pela ANPD após a extinção (se houver)</w:t>
             </w:r>
           </w:p>
         </w:tc>
@@ -5711,8 +6152,29 @@
       </w:pPr>
     </w:lvl>
   </w:abstractNum>
+  <w:abstractNum w:abstractNumId="2" w15:restartNumberingAfterBreak="0">
+    <w:multiLevelType w:val="hybridMultilevel"/>
+    <w:lvl w:ilvl="0" w:tentative="1">
+      <w:start w:val="1"/>
+      <w:numFmt w:val="upperLetter"/>
+      <w:lvlText w:val="%1."/>
+      <w:lvlJc w:val="left"/>
+    </w:lvl>
+    <w:lvl w:ilvl="1" w:tentative="1">
+      <w:start w:val="1"/>
+      <w:numFmt w:val="decimal"/>
+      <w:lvlText w:val="%1.%2"/>
+      <w:lvlJc w:val="left"/>
+    </w:lvl>
+  </w:abstractNum>
   <w:num w:numId="1">
     <w:abstractNumId w:val="1"/>
+    <w:lvlOverride w:ilvl="0">
+      <w:startOverride w:val="1"/>
+    </w:lvlOverride>
+  </w:num>
+  <w:num w:numId="2">
+    <w:abstractNumId w:val="2"/>
     <w:lvlOverride w:ilvl="0">
       <w:startOverride w:val="1"/>
     </w:lvlOverride>
@@ -5725,7 +6187,7 @@
   <w:docDefaults>
     <w:rPrDefault>
       <w:rPr>
-        <w:rFonts w:ascii="Arial" w:cs="Arial" w:eastAsia="Arial" w:hAnsi="Arial"/>
+        <w:rFonts w:ascii="Times New Roman" w:cs="Times New Roman" w:eastAsia="Times New Roman" w:hAnsi="Times New Roman"/>
         <w:sz w:val="24"/>
         <w:szCs w:val="24"/>
       </w:rPr>
@@ -5749,17 +6211,6 @@
     <w:rPr>
       <w:sz w:val="56"/>
       <w:szCs w:val="56"/>
-    </w:rPr>
-  </w:style>
-  <w:style w:type="paragraph" w:styleId="Heading3">
-    <w:name w:val="Heading 3"/>
-    <w:basedOn w:val="Normal"/>
-    <w:next w:val="Normal"/>
-    <w:qFormat/>
-    <w:rPr>
-      <w:color w:val="1F4D78"/>
-      <w:sz w:val="24"/>
-      <w:szCs w:val="24"/>
     </w:rPr>
   </w:style>
   <w:style w:type="paragraph" w:styleId="Heading4">
@@ -5894,15 +6345,21 @@
     <w:name w:val="Heading 1"/>
     <w:basedOn w:val="Normal"/>
     <w:next w:val="Normal"/>
+    <w:qFormat/>
     <w:pPr>
+      <w:numPr>
+        <w:ilvl w:val="0"/>
+        <w:numId w:val="2"/>
+      </w:numPr>
       <w:pBdr>
         <w:bottom w:val="single" w:color="1F3864" w:sz="6"/>
       </w:pBdr>
       <w:spacing w:after="160" w:before="360" w:line="240" w:lineRule="auto"/>
+      <w:ind w:firstLine="0"/>
       <w:jc w:val="left"/>
     </w:pPr>
     <w:rPr>
-      <w:rFonts w:ascii="Arial" w:cs="Arial" w:eastAsia="Arial" w:hAnsi="Arial"/>
+      <w:rFonts w:ascii="Times New Roman" w:cs="Times New Roman" w:eastAsia="Times New Roman" w:hAnsi="Times New Roman"/>
       <w:b/>
       <w:bCs/>
       <w:color w:val="1F3864"/>
@@ -5914,12 +6371,37 @@
     <w:name w:val="Heading 2"/>
     <w:basedOn w:val="Normal"/>
     <w:next w:val="Normal"/>
+    <w:qFormat/>
     <w:pPr>
+      <w:numPr>
+        <w:ilvl w:val="1"/>
+        <w:numId w:val="2"/>
+      </w:numPr>
       <w:spacing w:after="120" w:before="240" w:line="240" w:lineRule="auto"/>
+      <w:ind w:firstLine="0"/>
       <w:jc w:val="left"/>
     </w:pPr>
     <w:rPr>
-      <w:rFonts w:ascii="Arial" w:cs="Arial" w:eastAsia="Arial" w:hAnsi="Arial"/>
+      <w:rFonts w:ascii="Times New Roman" w:cs="Times New Roman" w:eastAsia="Times New Roman" w:hAnsi="Times New Roman"/>
+      <w:b/>
+      <w:bCs/>
+      <w:color w:val="2E5395"/>
+      <w:sz w:val="24"/>
+      <w:szCs w:val="24"/>
+    </w:rPr>
+  </w:style>
+  <w:style w:type="paragraph" w:styleId="Heading3">
+    <w:name w:val="Heading 3"/>
+    <w:basedOn w:val="Normal"/>
+    <w:next w:val="Normal"/>
+    <w:qFormat/>
+    <w:pPr>
+      <w:spacing w:after="120" w:before="240" w:line="240" w:lineRule="auto"/>
+      <w:ind w:firstLine="0"/>
+      <w:jc w:val="left"/>
+    </w:pPr>
+    <w:rPr>
+      <w:rFonts w:ascii="Times New Roman" w:cs="Times New Roman" w:eastAsia="Times New Roman" w:hAnsi="Times New Roman"/>
       <w:b/>
       <w:bCs/>
       <w:color w:val="2E5395"/>
